--- a/3rd year/Summer_practice/ВласовАА_ЕТ-342_Постановка задачи и обзор аналогов.docx
+++ b/3rd year/Summer_practice/ВласовАА_ЕТ-342_Постановка задачи и обзор аналогов.docx
@@ -35,8 +35,15 @@
         <w:ind w:firstLine="709"/>
         <w:jc w:val="both"/>
       </w:pPr>
-      <w:r>
-        <w:t>В условиях постоянного роста объёмов цифровых данных и широкого распространения электронного документооборота возрастает необходимость в инструментах, позволяющих эффективно сравнивать и анализировать содержимое различных реестров и таблиц. Особенно это актуально в сферах, где требуется регулярное сопоставление информации из разных источников — например, при проверке соответствия отчётных документов, сведений о сотрудниках, финансовых данных и т.п. Ручное сравнение таких данных не только трудоёмко и требует много времени, но и сопряжено с риском ошибок.</w:t>
+      <w:bookmarkStart w:id="4" w:name="_Hlk204113643"/>
+      <w:r>
+        <w:t xml:space="preserve">В условиях постоянного роста объёмов цифровых данных и широкого распространения электронного документооборота возрастает необходимость в инструментах, позволяющих эффективно сравнивать и анализировать содержимое различных реестров и таблиц. Особенно это актуально в сферах, где требуется регулярное сопоставление информации из разных источников </w:t>
+      </w:r>
+      <w:r>
+        <w:t>–</w:t>
+      </w:r>
+      <w:r>
+        <w:t xml:space="preserve"> например, при проверке соответствия отчётных документов, сведений о сотрудниках, финансовых данных и т.п. Ручное сравнение таких данных не только трудоёмко и требует много времени, но и сопряжено с риском ошибок.</w:t>
       </w:r>
     </w:p>
     <w:p>
@@ -49,6 +56,7 @@
       <w:r>
         <w:t>Актуальность разработки заключается в создании удобного настольного приложения, позволяющего автоматически сравнивать данные из двух файлов (например, Excel, CSV или ODS), выявлять совпадающие или отличающиеся строки по заданным условиям, а также сохранять результат в удобном формате. Особое внимание в проекте уделяется удобству пользовательского интерфейса, возможности гибкой настройки условий сравнения, корректной работе с различными форматами и регистрами символов</w:t>
       </w:r>
+      <w:bookmarkEnd w:id="4"/>
       <w:r>
         <w:t>.</w:t>
       </w:r>
@@ -63,10 +71,10 @@
           <w:bCs/>
         </w:rPr>
       </w:pPr>
-      <w:bookmarkStart w:id="4" w:name="_Toc200310732"/>
-      <w:bookmarkStart w:id="5" w:name="_Toc200326292"/>
-      <w:bookmarkStart w:id="6" w:name="_Toc200364931"/>
-      <w:bookmarkStart w:id="7" w:name="_Toc200910772"/>
+      <w:bookmarkStart w:id="5" w:name="_Toc200310732"/>
+      <w:bookmarkStart w:id="6" w:name="_Toc200326292"/>
+      <w:bookmarkStart w:id="7" w:name="_Toc200364931"/>
+      <w:bookmarkStart w:id="8" w:name="_Toc200910772"/>
       <w:r>
         <w:rPr>
           <w:b/>
@@ -90,10 +98,10 @@
         </w:rPr>
         <w:t>задачи</w:t>
       </w:r>
-      <w:bookmarkEnd w:id="4"/>
       <w:bookmarkEnd w:id="5"/>
       <w:bookmarkEnd w:id="6"/>
       <w:bookmarkEnd w:id="7"/>
+      <w:bookmarkEnd w:id="8"/>
     </w:p>
     <w:p>
       <w:pPr>
@@ -102,8 +110,9 @@
         <w:ind w:firstLine="709"/>
         <w:jc w:val="both"/>
       </w:pPr>
-      <w:r>
-        <w:t>Целью данной практической работы является разработка кроссплатформенного настольного приложения для автоматического сравнения табличных данных из двух файлов. Программа должна позволять пользователю загружать файлы различных форматов (Excel, CSV, ODS), задавать условия сравнения по выбранным полям, применять логические связки между условиями и получать результат в виде таблицы, доступной для сохранения</w:t>
+      <w:bookmarkStart w:id="9" w:name="_Hlk204113687"/>
+      <w:r>
+        <w:t>Целью данной работы является разработка кроссплатформенного настольного приложения для автоматического сравнения табличных данных из двух файлов. Программа должна позволять пользователю загружать файлы различных форматов (Excel, CSV, ODS), задавать условия сравнения по выбранным полям, применять логические связки между условиями и получать результат в виде таблицы, доступной для сохранения</w:t>
       </w:r>
       <w:r>
         <w:t>.</w:t>
@@ -219,7 +228,6 @@
         <w:rPr>
           <w:spacing w:val="-4"/>
         </w:rPr>
-        <w:lastRenderedPageBreak/>
         <w:t>Спроектировать архитектуру программной системы</w:t>
       </w:r>
       <w:r>
@@ -256,6 +264,7 @@
         <w:rPr>
           <w:spacing w:val="-4"/>
         </w:rPr>
+        <w:lastRenderedPageBreak/>
         <w:t xml:space="preserve">Реализовать </w:t>
       </w:r>
       <w:r>
@@ -298,7 +307,14 @@
         <w:rPr>
           <w:spacing w:val="-4"/>
         </w:rPr>
-        <w:t>Провести тестирование системы.</w:t>
+        <w:t>Провести тестирование системы</w:t>
+      </w:r>
+      <w:bookmarkEnd w:id="9"/>
+      <w:r>
+        <w:rPr>
+          <w:spacing w:val="-4"/>
+        </w:rPr>
+        <w:t>.</w:t>
       </w:r>
     </w:p>
     <w:p>
@@ -321,9 +337,9 @@
           <w:szCs w:val="28"/>
         </w:rPr>
       </w:pPr>
-      <w:bookmarkStart w:id="8" w:name="_Toc200326294"/>
-      <w:bookmarkStart w:id="9" w:name="_Toc200910774"/>
-      <w:bookmarkStart w:id="10" w:name="_Toc200969764"/>
+      <w:bookmarkStart w:id="10" w:name="_Toc200326294"/>
+      <w:bookmarkStart w:id="11" w:name="_Toc200910774"/>
+      <w:bookmarkStart w:id="12" w:name="_Toc200969764"/>
       <w:r>
         <w:rPr>
           <w:rFonts w:ascii="Times New Roman" w:hAnsi="Times New Roman" w:cs="Times New Roman"/>
@@ -382,9 +398,9 @@
         </w:rPr>
         <w:t>ОБЛАСТИ</w:t>
       </w:r>
-      <w:bookmarkEnd w:id="8"/>
-      <w:bookmarkEnd w:id="9"/>
       <w:bookmarkEnd w:id="10"/>
+      <w:bookmarkEnd w:id="11"/>
+      <w:bookmarkEnd w:id="12"/>
     </w:p>
     <w:p>
       <w:pPr>
@@ -419,9 +435,9 @@
         </w:rPr>
         <w:t xml:space="preserve"> </w:t>
       </w:r>
-      <w:bookmarkStart w:id="11" w:name="_Toc200326295"/>
-      <w:bookmarkStart w:id="12" w:name="_Toc200910775"/>
-      <w:bookmarkStart w:id="13" w:name="_Toc200969765"/>
+      <w:bookmarkStart w:id="13" w:name="_Toc200326295"/>
+      <w:bookmarkStart w:id="14" w:name="_Toc200910775"/>
+      <w:bookmarkStart w:id="15" w:name="_Toc200969765"/>
       <w:r>
         <w:rPr>
           <w:rFonts w:ascii="Times New Roman" w:hAnsi="Times New Roman" w:cs="Times New Roman"/>
@@ -480,9 +496,9 @@
         </w:rPr>
         <w:t>системы</w:t>
       </w:r>
-      <w:bookmarkEnd w:id="11"/>
-      <w:bookmarkEnd w:id="12"/>
       <w:bookmarkEnd w:id="13"/>
+      <w:bookmarkEnd w:id="14"/>
+      <w:bookmarkEnd w:id="15"/>
     </w:p>
     <w:p>
       <w:pPr>
@@ -498,6 +514,7 @@
           <w:lang w:eastAsia="ru-RU"/>
         </w:rPr>
       </w:pPr>
+      <w:bookmarkStart w:id="16" w:name="_Hlk204114190"/>
       <w:r>
         <w:rPr>
           <w:sz w:val="28"/>
@@ -543,7 +560,16 @@
           <w:szCs w:val="28"/>
           <w:lang w:eastAsia="ru-RU"/>
         </w:rPr>
-        <w:t>. Таким образом, система облегчает рутинную работу по сверке данных и повышает точность анализа.</w:t>
+        <w:t>. Таким образом, система облегчает рутинную работу по сверке данных и повышает точность анализа</w:t>
+      </w:r>
+      <w:bookmarkEnd w:id="16"/>
+      <w:r>
+        <w:rPr>
+          <w:sz w:val="28"/>
+          <w:szCs w:val="28"/>
+          <w:lang w:eastAsia="ru-RU"/>
+        </w:rPr>
+        <w:t>.</w:t>
       </w:r>
     </w:p>
     <w:p>
@@ -587,9 +613,9 @@
         </w:rPr>
         <w:t xml:space="preserve"> </w:t>
       </w:r>
-      <w:bookmarkStart w:id="14" w:name="_Toc200326296"/>
-      <w:bookmarkStart w:id="15" w:name="_Toc200910776"/>
-      <w:bookmarkStart w:id="16" w:name="_Toc200969766"/>
+      <w:bookmarkStart w:id="17" w:name="_Toc200326296"/>
+      <w:bookmarkStart w:id="18" w:name="_Toc200910776"/>
+      <w:bookmarkStart w:id="19" w:name="_Toc200969766"/>
       <w:r>
         <w:rPr>
           <w:rFonts w:ascii="Times New Roman" w:hAnsi="Times New Roman" w:cs="Times New Roman"/>
@@ -648,9 +674,9 @@
         </w:rPr>
         <w:t>решений</w:t>
       </w:r>
-      <w:bookmarkEnd w:id="14"/>
-      <w:bookmarkEnd w:id="15"/>
-      <w:bookmarkEnd w:id="16"/>
+      <w:bookmarkEnd w:id="17"/>
+      <w:bookmarkEnd w:id="18"/>
+      <w:bookmarkEnd w:id="19"/>
     </w:p>
     <w:p>
       <w:pPr>
@@ -666,6 +692,7 @@
           <w:lang w:eastAsia="ru-RU"/>
         </w:rPr>
       </w:pPr>
+      <w:bookmarkStart w:id="20" w:name="_Hlk204114216"/>
       <w:r>
         <w:rPr>
           <w:sz w:val="28"/>
@@ -819,16 +846,7 @@
           <w:szCs w:val="28"/>
           <w:lang w:eastAsia="ru-RU"/>
         </w:rPr>
-        <w:t xml:space="preserve">Microsoft Excel предоставляет базовые инструменты для сравнения данных вручную с помощью формул VLOOKUP, IF, условного форматирования и макросов. Однако при больших объёмах данных или </w:t>
-      </w:r>
-      <w:r>
-        <w:rPr>
-          <w:sz w:val="28"/>
-          <w:szCs w:val="28"/>
-          <w:lang w:eastAsia="ru-RU"/>
-        </w:rPr>
-        <w:lastRenderedPageBreak/>
-        <w:t>необходимости в множественных логических условиях такой подход становится трудоёмким и требует высокой квалификации пользователя.</w:t>
+        <w:t>Microsoft Excel предоставляет базовые инструменты для сравнения данных вручную с помощью формул VLOOKUP, IF, условного форматирования и макросов. Однако при больших объёмах данных или необходимости в множественных логических условиях такой подход становится трудоёмким и требует высокой квалификации пользователя.</w:t>
       </w:r>
     </w:p>
     <w:p>
@@ -852,6 +870,7 @@
           <w:szCs w:val="28"/>
           <w:lang w:eastAsia="ru-RU"/>
         </w:rPr>
+        <w:lastRenderedPageBreak/>
         <w:t>Spreadsheet</w:t>
       </w:r>
       <w:proofErr w:type="spellEnd"/>
@@ -955,6 +974,7 @@
         </w:rPr>
         <w:t>Таким образом, существующие решения либо обладают ограниченным функционалом при работе с таблицами, либо требуют дополнительных знаний и ручных операций. Разрабатываемое приложение устраняет эти недостатки, предоставляя пользователю удобный графический интерфейс, поддержку различных форматов файлов (XLSX, CSV, ODS), гибкую систему условий и автоматическое сохранение результата. Это делает систему актуальным и востребованным решением для повседневной работы с табличными данными</w:t>
       </w:r>
+      <w:bookmarkEnd w:id="20"/>
       <w:r>
         <w:rPr>
           <w:sz w:val="28"/>
@@ -1010,9 +1030,9 @@
         </w:rPr>
         <w:t xml:space="preserve"> </w:t>
       </w:r>
-      <w:bookmarkStart w:id="17" w:name="_Toc200326297"/>
-      <w:bookmarkStart w:id="18" w:name="_Toc200910777"/>
-      <w:bookmarkStart w:id="19" w:name="_Toc200969767"/>
+      <w:bookmarkStart w:id="21" w:name="_Toc200326297"/>
+      <w:bookmarkStart w:id="22" w:name="_Toc200910777"/>
+      <w:bookmarkStart w:id="23" w:name="_Toc200969767"/>
       <w:r>
         <w:rPr>
           <w:rFonts w:ascii="Times New Roman" w:hAnsi="Times New Roman" w:cs="Times New Roman"/>
@@ -1140,9 +1160,9 @@
         </w:rPr>
         <w:t>системы</w:t>
       </w:r>
-      <w:bookmarkEnd w:id="17"/>
-      <w:bookmarkEnd w:id="18"/>
-      <w:bookmarkEnd w:id="19"/>
+      <w:bookmarkEnd w:id="21"/>
+      <w:bookmarkEnd w:id="22"/>
+      <w:bookmarkEnd w:id="23"/>
     </w:p>
     <w:p>
       <w:pPr>
@@ -1157,6 +1177,7 @@
           <w:szCs w:val="28"/>
         </w:rPr>
       </w:pPr>
+      <w:bookmarkStart w:id="24" w:name="_Hlk204114260"/>
       <w:r>
         <w:rPr>
           <w:b/>
@@ -1244,7 +1265,6 @@
           <w:sz w:val="28"/>
           <w:szCs w:val="28"/>
         </w:rPr>
-        <w:lastRenderedPageBreak/>
         <w:t>Фреймворки и библиотеки:</w:t>
       </w:r>
     </w:p>
@@ -1287,7 +1307,15 @@
           <w:sz w:val="28"/>
           <w:szCs w:val="28"/>
         </w:rPr>
-        <w:t xml:space="preserve"> стандартная библиотека Python для создания графических интерфейсов. Обеспечивает простоту и лёгкость в использовании без необходимости установки сторонних компонентов. Был выбран как основной инструмент для GUI</w:t>
+        <w:t xml:space="preserve"> стандартная библиотека Python для создания графических </w:t>
+      </w:r>
+      <w:r>
+        <w:rPr>
+          <w:sz w:val="28"/>
+          <w:szCs w:val="28"/>
+        </w:rPr>
+        <w:lastRenderedPageBreak/>
+        <w:t>интерфейсов. Обеспечивает простоту и лёгкость в использовании без необходимости установки сторонних компонентов. Был выбран как основной инструмент для GUI</w:t>
       </w:r>
       <w:r>
         <w:rPr>
@@ -1614,6 +1642,7 @@
         </w:rPr>
         <w:t>популярный выбор для кроссплатформенных GUI-приложений, но потребляет значительно больше памяти и требует более сложной настройки окружения</w:t>
       </w:r>
+      <w:bookmarkEnd w:id="24"/>
     </w:p>
     <w:sectPr>
       <w:pgSz w:w="11906" w:h="16838"/>
